--- a/report/report.docx
+++ b/report/report.docx
@@ -1345,12 +1345,7 @@
         <w:spacing w:after="200"/>
       </w:pPr>
       <w:r>
-        <w:rPr>
-          <w:i/>
-          <w:iCs/>
-          <w:color w:val="2E74B5"/>
-        </w:rPr>
-        <w:t>[FILL IN: 8-minute demo video link]</w:t>
+        <w:t>Demo video has been submitted as a direct file upload alongside this report.</w:t>
       </w:r>
     </w:p>
     <w:p>
@@ -1358,13 +1353,19 @@
         <w:spacing w:after="200"/>
       </w:pPr>
       <w:r>
-        <w:rPr>
-          <w:i/>
-          <w:iCs/>
-          <w:color w:val="2E74B5"/>
-        </w:rPr>
-        <w:t>[FILL IN: Confirm the single command that reproduces all tables/results in this report (e.g. a run_all script), once finalized.]</w:t>
-      </w:r>
+        <w:t xml:space="preserve">Command </w:t>
+      </w:r>
+      <w:r>
+        <w:t xml:space="preserve">to reproduce my findings: </w:t>
+      </w:r>
+      <w:r>
+        <w:t>python run_all.py</w:t>
+      </w:r>
+    </w:p>
+    <w:p>
+      <w:pPr>
+        <w:spacing w:after="200"/>
+      </w:pPr>
     </w:p>
     <w:sectPr>
       <w:pgSz w:w="12240" w:h="15840"/>
@@ -1952,7 +1953,6 @@
   <w:style w:type="character" w:default="1" w:styleId="DefaultParagraphFont">
     <w:name w:val="Default Paragraph Font"/>
     <w:uiPriority w:val="1"/>
-    <w:semiHidden/>
     <w:unhideWhenUsed/>
   </w:style>
   <w:style w:type="table" w:default="1" w:styleId="TableNormal">
@@ -2058,6 +2058,18 @@
     <w:rPr>
       <w:sz w:val="20"/>
       <w:szCs w:val="20"/>
+    </w:rPr>
+  </w:style>
+  <w:style w:type="character" w:styleId="UnresolvedMention">
+    <w:name w:val="Unresolved Mention"/>
+    <w:basedOn w:val="DefaultParagraphFont"/>
+    <w:uiPriority w:val="99"/>
+    <w:semiHidden/>
+    <w:unhideWhenUsed/>
+    <w:rsid w:val="0040059F"/>
+    <w:rPr>
+      <w:color w:val="605E5C"/>
+      <w:shd w:val="clear" w:color="auto" w:fill="E1DFDD"/>
     </w:rPr>
   </w:style>
 </w:styles>
